--- a/6-过程管理/流程制度规范类文件/HFSJ-ITSS-0605-运维服务问题管理制度.docx
+++ b/6-过程管理/流程制度规范类文件/HFSJ-ITSS-0605-运维服务问题管理制度.docx
@@ -9047,7 +9047,7 @@
                 <w:szCs w:val="18"/>
                 <w:lang w:val="en-US" w:eastAsia="zh-CN"/>
               </w:rPr>
-              <w:t>产品产品质量部</w:t>
+              <w:t>产品质量部</w:t>
             </w:r>
           </w:p>
         </w:tc>
@@ -9109,7 +9109,7 @@
                 <w:szCs w:val="18"/>
                 <w:lang w:val="en-US" w:eastAsia="zh-CN"/>
               </w:rPr>
-              <w:t>产品产品质量部专员</w:t>
+              <w:t>产品质量部专员</w:t>
             </w:r>
           </w:p>
         </w:tc>
@@ -18712,7 +18712,7 @@
           <w:rFonts w:hint="default"/>
           <w:lang w:val="en-US" w:eastAsia="zh-CN"/>
         </w:rPr>
-        <w:t>重大问题的评审会议需邀请产品产品质量部、运维部、研发部相关人员参加，必要时邀请客户代表参与。评审结果形成《会议纪要》，补充到《问题记录表》。</w:t>
+        <w:t>重大问题的评审会议需邀请产品质量部、运维部、研发部相关人员参加，必要时邀请客户代表参与。评审结果形成《会议纪要》，补充到《问题记录表》。</w:t>
       </w:r>
     </w:p>
     <w:p>
